--- a/klagomål/S 2621-2026 FSC-klagomål.docx
+++ b/klagomål/S 2621-2026 FSC-klagomål.docx
@@ -1313,7 +1313,7 @@
     <w:r>
       <w:tab/>
       <w:tab/>
-      <w:t>2026-10-07</w:t>
+      <w:t>2026-10-08</w:t>
       <w:br/>
       <w:br/>
     </w:r>

--- a/klagomål/S 2621-2026 FSC-klagomål.docx
+++ b/klagomål/S 2621-2026 FSC-klagomål.docx
@@ -1313,7 +1313,7 @@
     <w:r>
       <w:tab/>
       <w:tab/>
-      <w:t>2026-10-08</w:t>
+      <w:t>2026-10-09</w:t>
       <w:br/>
       <w:br/>
     </w:r>

--- a/klagomål/S 2621-2026 FSC-klagomål.docx
+++ b/klagomål/S 2621-2026 FSC-klagomål.docx
@@ -221,7 +221,7 @@
     </w:p>
     <w:p>
       <w:r>
-        <w:t>I och inom 23 meter från samrådsanmälan finns fynd av 18 naturvårdsarter, varav 14 är rödlistade, 4 är fridlysta, 10 är typiska (T) och 2 är signalarter (S): garnlav (VU, T), blanksvart spiklav (NT), blå taggsvamp (NT, T), dropptaggsvamp (NT, T), dvärgbägarlav (NT, T), mörk kolflarnlav (NT), nordtagging (NT), tallticka (NT, T), talltita (NT, §4), tretåig hackspett (NT, T, §4), vaddporing (NT), vedskivlav (NT, T), vedtrappmossa (NT, T), vitgrynig nållav (NT), plattlummer (S, T, §9), svavelriska (S), kransmossa (T) och revlummer (§9). Se Figur 1.</w:t>
+        <w:t>I och inom 23 meter från samrådsanmälan finns fynd av 19 naturvårdsarter, varav 15 är rödlistade, 4 är fridlysta, 11 är typiska (T) och 2 är signalarter (S): garnlav (VU, T), blanksvart spiklav (NT), blå taggsvamp (NT, T), dropptaggsvamp (NT, T), dvärgbägarlav (NT, T), kolflarnlav (NT, T), mörk kolflarnlav (NT), nordtagging (NT), tallticka (NT, T), talltita (NT, §4), tretåig hackspett (NT, T, §4), vaddporing (NT), vedskivlav (NT, T), vedtrappmossa (NT, T), vitgrynig nållav (NT), plattlummer (S, T, §9), svavelriska (S), kransmossa (T) och revlummer (§9). Se Figur 1.</w:t>
       </w:r>
     </w:p>
     <w:p>
@@ -352,6 +352,26 @@
         <w:rPr>
           <w:b/>
         </w:rPr>
+        <w:t>Kolflarnlav (NT)</w:t>
+      </w:r>
+      <w:r>
+        <w:t xml:space="preserve"> är brandberoende och växer nästan uteslutande på kolad hård kärnved av tall. Etableringen verkar ske först 100–300 år efter brand och nytt substrat nybildas i mycket begränsad omfattning. Avverkning av tallskog av naturskogskaraktär med spår av återkommande bränder är ett hot och mängden lämplig ved att växa på för arten minskar dels på grund av naturlig nedbrytning men framförallt på grund av att det förstörs i samband med slutavverkningar, gallringar och markberedning. Såväl kolflarnlav som mörk kolflarnlav har glänsande bålfjäll och förekommer främst i tall- och blandbarrskogar av naturskogskaraktär med spår av återkommande bränder. Skogar som dessa hyser höga biologiska värden och bör skyddas. Kolflarnlav är typisk art för </w:t>
+      </w:r>
+      <w:r>
+        <w:rPr>
+          <w:i/>
+        </w:rPr>
+        <w:t>9010 Taiga</w:t>
+      </w:r>
+      <w:r>
+        <w:t xml:space="preserve"> (SLU Artdatabanken, 2024).</w:t>
+      </w:r>
+    </w:p>
+    <w:p>
+      <w:r>
+        <w:rPr>
+          <w:b/>
+        </w:rPr>
         <w:t>Mörk kolflarnlav (NT)</w:t>
       </w:r>
       <w:r>
@@ -664,7 +684,7 @@
         <w:rPr>
           <w:i/>
         </w:rPr>
-        <w:t>I det samrådsanmälda skogsområdet har 18 naturvårdsarter varav 14 rödlistade arter sina livsmiljöer och växtplatser.</w:t>
+        <w:t>I det samrådsanmälda skogsområdet har 19 naturvårdsarter varav 15 rödlistade arter sina livsmiljöer och växtplatser.</w:t>
       </w:r>
     </w:p>
     <w:p>
@@ -1313,7 +1333,7 @@
     <w:r>
       <w:tab/>
       <w:tab/>
-      <w:t>2026-10-09</w:t>
+      <w:t>2026-10-10</w:t>
       <w:br/>
       <w:br/>
     </w:r>

--- a/klagomål/S 2621-2026 FSC-klagomål.docx
+++ b/klagomål/S 2621-2026 FSC-klagomål.docx
@@ -1333,7 +1333,7 @@
     <w:r>
       <w:tab/>
       <w:tab/>
-      <w:t>2026-10-10</w:t>
+      <w:t>2026-10-11</w:t>
       <w:br/>
       <w:br/>
     </w:r>

--- a/klagomål/S 2621-2026 FSC-klagomål.docx
+++ b/klagomål/S 2621-2026 FSC-klagomål.docx
@@ -1333,7 +1333,7 @@
     <w:r>
       <w:tab/>
       <w:tab/>
-      <w:t>2026-10-11</w:t>
+      <w:t>2026-10-12</w:t>
       <w:br/>
       <w:br/>
     </w:r>

--- a/klagomål/S 2621-2026 FSC-klagomål.docx
+++ b/klagomål/S 2621-2026 FSC-klagomål.docx
@@ -1333,7 +1333,7 @@
     <w:r>
       <w:tab/>
       <w:tab/>
-      <w:t>2026-10-12</w:t>
+      <w:t>2026-10-13</w:t>
       <w:br/>
       <w:br/>
     </w:r>

--- a/klagomål/S 2621-2026 FSC-klagomål.docx
+++ b/klagomål/S 2621-2026 FSC-klagomål.docx
@@ -1333,7 +1333,7 @@
     <w:r>
       <w:tab/>
       <w:tab/>
-      <w:t>2026-10-13</w:t>
+      <w:t>2026-10-14</w:t>
       <w:br/>
       <w:br/>
     </w:r>

--- a/klagomål/S 2621-2026 FSC-klagomål.docx
+++ b/klagomål/S 2621-2026 FSC-klagomål.docx
@@ -1333,7 +1333,7 @@
     <w:r>
       <w:tab/>
       <w:tab/>
-      <w:t>2026-10-14</w:t>
+      <w:t>2026-10-15</w:t>
       <w:br/>
       <w:br/>
     </w:r>

--- a/klagomål/S 2621-2026 FSC-klagomål.docx
+++ b/klagomål/S 2621-2026 FSC-klagomål.docx
@@ -1333,7 +1333,7 @@
     <w:r>
       <w:tab/>
       <w:tab/>
-      <w:t>2026-10-15</w:t>
+      <w:t>2026-10-16</w:t>
       <w:br/>
       <w:br/>
     </w:r>

--- a/klagomål/S 2621-2026 FSC-klagomål.docx
+++ b/klagomål/S 2621-2026 FSC-klagomål.docx
@@ -1333,7 +1333,7 @@
     <w:r>
       <w:tab/>
       <w:tab/>
-      <w:t>2026-10-16</w:t>
+      <w:t>2026-10-17</w:t>
       <w:br/>
       <w:br/>
     </w:r>

--- a/klagomål/S 2621-2026 FSC-klagomål.docx
+++ b/klagomål/S 2621-2026 FSC-klagomål.docx
@@ -1333,7 +1333,7 @@
     <w:r>
       <w:tab/>
       <w:tab/>
-      <w:t>2026-10-17</w:t>
+      <w:t>2026-10-18</w:t>
       <w:br/>
       <w:br/>
     </w:r>

--- a/klagomål/S 2621-2026 FSC-klagomål.docx
+++ b/klagomål/S 2621-2026 FSC-klagomål.docx
@@ -1333,7 +1333,7 @@
     <w:r>
       <w:tab/>
       <w:tab/>
-      <w:t>2026-10-18</w:t>
+      <w:t>2026-10-19</w:t>
       <w:br/>
       <w:br/>
     </w:r>

--- a/klagomål/S 2621-2026 FSC-klagomål.docx
+++ b/klagomål/S 2621-2026 FSC-klagomål.docx
@@ -1333,7 +1333,7 @@
     <w:r>
       <w:tab/>
       <w:tab/>
-      <w:t>2026-10-19</w:t>
+      <w:t>2026-10-20</w:t>
       <w:br/>
       <w:br/>
     </w:r>

--- a/klagomål/S 2621-2026 FSC-klagomål.docx
+++ b/klagomål/S 2621-2026 FSC-klagomål.docx
@@ -1333,7 +1333,7 @@
     <w:r>
       <w:tab/>
       <w:tab/>
-      <w:t>2026-10-20</w:t>
+      <w:t>2026-10-21</w:t>
       <w:br/>
       <w:br/>
     </w:r>

--- a/klagomål/S 2621-2026 FSC-klagomål.docx
+++ b/klagomål/S 2621-2026 FSC-klagomål.docx
@@ -1333,7 +1333,7 @@
     <w:r>
       <w:tab/>
       <w:tab/>
-      <w:t>2026-10-21</w:t>
+      <w:t>2026-10-22</w:t>
       <w:br/>
       <w:br/>
     </w:r>

--- a/klagomål/S 2621-2026 FSC-klagomål.docx
+++ b/klagomål/S 2621-2026 FSC-klagomål.docx
@@ -1333,7 +1333,7 @@
     <w:r>
       <w:tab/>
       <w:tab/>
-      <w:t>2026-10-22</w:t>
+      <w:t>2026-10-23</w:t>
       <w:br/>
       <w:br/>
     </w:r>

--- a/klagomål/S 2621-2026 FSC-klagomål.docx
+++ b/klagomål/S 2621-2026 FSC-klagomål.docx
@@ -221,7 +221,7 @@
     </w:p>
     <w:p>
       <w:r>
-        <w:t>I och inom 23 meter från samrådsanmälan finns fynd av 19 naturvårdsarter, varav 15 är rödlistade, 4 är fridlysta, 11 är typiska (T) och 2 är signalarter (S): garnlav (VU, T), blanksvart spiklav (NT), blå taggsvamp (NT, T), dropptaggsvamp (NT, T), dvärgbägarlav (NT, T), kolflarnlav (NT, T), mörk kolflarnlav (NT), nordtagging (NT), tallticka (NT, T), talltita (NT, §4), tretåig hackspett (NT, T, §4), vaddporing (NT), vedskivlav (NT, T), vedtrappmossa (NT, T), vitgrynig nållav (NT), plattlummer (S, T, §9), svavelriska (S), kransmossa (T) och revlummer (§9). Se Figur 1.</w:t>
+        <w:t>I och inom 23 meter från samrådsanmälan finns fynd av 25 naturvårdsarter, varav 21 är rödlistade, 4 är fridlysta, 13 är typiska (T) och 2 är signalarter (S): garnlav (VU, T), gränsticka (VU, T), smalfotad taggsvamp (VU), blanksvart spiklav (NT), blå taggsvamp (NT, T), blågrå svartspik (NT), dropptaggsvamp (NT, T), dvärgbägarlav (NT, T), kolflarnlav (NT, T), mörk kolflarnlav (NT), nordtagging (NT), svartvit taggsvamp (NT), talltagel (NT, T), tallticka (NT, T), talltita (NT, §4), tretåig hackspett (NT, T, §4), vaddporing (NT), vedflamlav (NT), vedskivlav (NT, T), vedtrappmossa (NT, T), vitgrynig nållav (NT), plattlummer (S, T, §9), svavelriska (S), kransmossa (T) och revlummer (§9). Se Figur 1.</w:t>
       </w:r>
     </w:p>
     <w:p>
@@ -281,6 +281,37 @@
         <w:rPr>
           <w:b/>
         </w:rPr>
+        <w:t>Gränsticka (VU)</w:t>
+      </w:r>
+      <w:r>
+        <w:t xml:space="preserve"> är en mycket bra signalart inom hela sitt utbredningsområde. Den är huvudsakligen knuten till restbestånd av barrnaturskog och förekommer med ett tydligt optimum i orörda eller måttligt påverkade gamla granskogar där det föreligger långvarig kontinuitet av grov död ved. Den totala populationen bedöms ha minskat och fortsätter att minska i takt med att grankontinuitetsskogar (äldre tidigare icke kalavverkade skogar) minskar i areal. Minskningstakten överstiger gränsvärdet för sårbar (VU). Lokaler som hyser arten bör undantas från skogsbruk, speciellt i mellersta och södra Sverige. Gränsticka är typisk art för </w:t>
+      </w:r>
+      <w:r>
+        <w:rPr>
+          <w:i/>
+        </w:rPr>
+        <w:t>9010 Taiga</w:t>
+      </w:r>
+      <w:r>
+        <w:t xml:space="preserve"> (SLU Artdatabanken, 2026; Nitare &amp; Skogsstyrelsen, 2019).</w:t>
+      </w:r>
+    </w:p>
+    <w:p>
+      <w:r>
+        <w:rPr>
+          <w:b/>
+        </w:rPr>
+        <w:t>Smalfotad taggsvamp (VU)</w:t>
+      </w:r>
+      <w:r>
+        <w:t>, rödlistad som sårbar, växer på marken under lågor eller fallna stubbar i brandpräglad torr tallskog med lång kontinuitet. Arten är starkt associerad till kolad ved från tallar som sannolikt varit med om flera historiska skogsbränder. Detta är en process som kan ta många hundra år och det tar således mycket lång tid att återskapa lämpliga substrat. Smalfotad taggsvamp är placerad i toppen av Skogsstyrelsens värdepyramid för bedömning av skog med höga naturvärden samt globalt rödlistad som sårbar (VU) vilket innebär att Sverige har ett internationellt ansvar för arten (IUCN Redlist, 2024; Nitare &amp; Skogsstyrelsen, 2019; SLU Artdatabanken, 2024).</w:t>
+      </w:r>
+    </w:p>
+    <w:p>
+      <w:r>
+        <w:rPr>
+          <w:b/>
+        </w:rPr>
         <w:t>Blanksvart spiklav (NT)</w:t>
       </w:r>
       <w:r>
@@ -312,6 +343,17 @@
         <w:rPr>
           <w:b/>
         </w:rPr>
+        <w:t>Blågrå svartspik (NT)</w:t>
+      </w:r>
+      <w:r>
+        <w:t xml:space="preserve"> växer på torr, hård ved av gamla, solbelysta torrakor, högstubbar av tall och grova döda grenar på levande tallar i öppna bestånd av naturskogskaraktär. Nästan alltid rör det sig om tjärrika torrträd och högstubbar (töreved, keloträd) som kan vara en bra bit över hundra år, i vissa fall sannolikt hundratals år gamla. Skogsbruk är idag det allvarligaste hotet. Ett långsiktigt hot är att nybildningen av gamla torrakor och högstubbar är en långsam process vilken ofta är beroende av skogsbrand. Nytt substrat bildas numera sannolikt nästan inte alls då antalet naturliga skogsbränder har minskat drastiskt på grund av effektivare brandbekämpning. Döda träd som lämnas efter avverkning är inte lämpliga för arten, eftersom dessa träd inte varit utsatta för skogsbrand och bildat tjärrik ved. Skogsbruksåtgärder på eller i närheten av växtplatserna bör undvikas. Naturskogsartade skogar med förekomst av arten indikerar höga biologiska värden och bör bevaras. Blågrå svartspik har en mycket begränsad utbredning utanför de nordiska länderna varför dessa länder har ett speciellt ansvar för arten (SLU Artdatabanken, 2024).</w:t>
+      </w:r>
+    </w:p>
+    <w:p>
+      <w:r>
+        <w:rPr>
+          <w:b/>
+        </w:rPr>
         <w:t>Dropptaggsvamp (NT)</w:t>
       </w:r>
       <w:r>
@@ -394,6 +436,37 @@
         <w:rPr>
           <w:b/>
         </w:rPr>
+        <w:t xml:space="preserve">Svartvit taggsvamp (NT) </w:t>
+      </w:r>
+      <w:r>
+        <w:t>bildar mykorrhiza med tall, troligen även med gran. Den växer huvudsakligen i äldre, naturligt uppkommen skog på torr eller frisk mark och förekommer såväl på tallhedar som i mossig barrblandskog. Flera olika former har påträffats vid DNA-undersökningar av europeiskt material och det är oklart hur många former som finns i värd land. Kalavverkning av äldre skog är ett reellt hot, liksom maskinell markberedning och minskad andel självföryngring. Lokaler som fortfarande håller svampen behöver säkerställas (SLU Artdatabanken, 2024; Nitare &amp; Skogsstyrelsen, 2019).</w:t>
+      </w:r>
+    </w:p>
+    <w:p>
+      <w:r>
+        <w:rPr>
+          <w:b/>
+        </w:rPr>
+        <w:t>Talltagel (NT)</w:t>
+      </w:r>
+      <w:r>
+        <w:t xml:space="preserve"> är en boreal art som förekommer på tall i äldre, öppna tallskogar. Den påverkas negativt av brist på kontinuitetsskog och minskningstakten bedöms vara nära gränsvärdet för Sårbar (VU). Talltagel är typisk art för </w:t>
+      </w:r>
+      <w:r>
+        <w:rPr>
+          <w:i/>
+        </w:rPr>
+        <w:t>9010 Taiga</w:t>
+      </w:r>
+      <w:r>
+        <w:t xml:space="preserve"> (SLU Artdatabanken, 2026).</w:t>
+      </w:r>
+    </w:p>
+    <w:p>
+      <w:r>
+        <w:rPr>
+          <w:b/>
+        </w:rPr>
         <w:t xml:space="preserve">Tallticka (NT) </w:t>
       </w:r>
       <w:r>
@@ -467,6 +540,26 @@
       </w:r>
       <w:r>
         <w:t>är en brunrötande vednedbrytare som hittas på undersidan av liggande murken tallved i olika former. Substratet utgörs framför allt av den typ av hård, kådimpregnerad och ofta kolad tallved som skapas i brandpräglad skog. Vedtypen nybildas i mycket liten omfattning och det är sannolikt att arten upplever en utdöendeskuld. För att garantera artens fortlevnad bör man både säkra att artens växtplatser hålls intakta samt att långsiktigt säkerställa att ny ved tillkommer, allra helst i omedelbar anslutning till artens växtplatser. Skoglig gallring och annat uttag av virke innebär ett hot mot arten (SLU Artdatabanken, 2024).</w:t>
+      </w:r>
+    </w:p>
+    <w:p>
+      <w:r>
+        <w:rPr>
+          <w:b/>
+        </w:rPr>
+        <w:t>Vedflamlav (NT)</w:t>
+      </w:r>
+      <w:r>
+        <w:t xml:space="preserve"> växer på gammal hård och torr, exponerad kärnved av tall, främst på högstubbar i ljusöppna lägen, t.ex. vid och på myrar, sjökanter, i glesa hällmarkskogar och i brandpräglade tallnaturskogar. Substratet nyskapas i begränsad omfattning och arten är en utmärkt indikator på höga naturvärden i denna skogstyp. Tall- och barrblandskogar med naturskogskaraktär och spår av bränder har ofta höga biologiska värden och bör skyddas. På vedflamlavens bål kan den sällsynta spiklaven/parasiten </w:t>
+      </w:r>
+      <w:r>
+        <w:rPr>
+          <w:i/>
+        </w:rPr>
+        <w:t>Calicium ramboldiicola</w:t>
+      </w:r>
+      <w:r>
+        <w:t xml:space="preserve"> (VU) påträffas (SLU Artdatabanken, 2026).</w:t>
       </w:r>
     </w:p>
     <w:p>
@@ -663,10 +756,18 @@
         <w:rPr>
           <w:b/>
         </w:rPr>
-        <w:t xml:space="preserve">6.4.3 </w:t>
-      </w:r>
-      <w:r>
-        <w:t>Bevarandeåtgärder genomförs för de kända förekomster av rödlistade arter som påverkas av skogsbruk.</w:t>
+        <w:t xml:space="preserve">6.4.1 </w:t>
+      </w:r>
+      <w:r>
+        <w:t>Följande biotoper undantas från alla skogsbruksåtgärder, förutom åtgärder påkallade för att bevara eller främja biotopens naturliga eller hävdbetingade biologiska mångfald:</w:t>
+      </w:r>
+    </w:p>
+    <w:p>
+      <w:pPr>
+        <w:ind w:left="357"/>
+      </w:pPr>
+      <w:r>
+        <w:t>b) nyckelbiotoper enligt Skogsstyrelsens definition och metod (1995)</w:t>
       </w:r>
     </w:p>
     <w:p>
@@ -684,7 +785,36 @@
         <w:rPr>
           <w:i/>
         </w:rPr>
-        <w:t>I det samrådsanmälda skogsområdet har 19 naturvårdsarter varav 15 rödlistade arter sina livsmiljöer och växtplatser.</w:t>
+        <w:t>I det samrådsanmälda skogsområdet har 23 rödlistade arter och signalarter påträffats. Detta ska jämföras med Skogsstyrelsens uppföljning 2017 av nyckelbiotoper som visade att man i genomsnitt hittar 20,6 olika rödlistade arter och signalarter i en nyckelbiotop (Wijk, S. 2017. Biologisk mångfald i nyckelbiotoper – Resultat från inventeringen “Uppföljning biologisk mångfald” 2009–2015. Rapport 4/2017 Skogsstyrelsen, Jönköping).</w:t>
+      </w:r>
+    </w:p>
+    <w:p>
+      <w:r>
+        <w:rPr>
+          <w:b/>
+        </w:rPr>
+        <w:t xml:space="preserve">6.4.3 </w:t>
+      </w:r>
+      <w:r>
+        <w:t>Bevarandeåtgärder genomförs för de kända förekomster av rödlistade arter som påverkas av skogsbruk.</w:t>
+      </w:r>
+    </w:p>
+    <w:p>
+      <w:pPr>
+        <w:pStyle w:val="ListBullet"/>
+      </w:pPr>
+      <w:r>
+        <w:rPr>
+          <w:b/>
+          <w:i/>
+        </w:rPr>
+        <w:t xml:space="preserve">Kommentar: </w:t>
+      </w:r>
+      <w:r>
+        <w:rPr>
+          <w:i/>
+        </w:rPr>
+        <w:t>I det samrådsanmälda skogsområdet har 25 naturvårdsarter varav 21 rödlistade arter sina livsmiljöer och växtplatser.</w:t>
       </w:r>
     </w:p>
     <w:p>
@@ -1333,7 +1463,7 @@
     <w:r>
       <w:tab/>
       <w:tab/>
-      <w:t>2026-10-23</w:t>
+      <w:t>2026-10-24</w:t>
       <w:br/>
       <w:br/>
     </w:r>

--- a/klagomål/S 2621-2026 FSC-klagomål.docx
+++ b/klagomål/S 2621-2026 FSC-klagomål.docx
@@ -1463,7 +1463,7 @@
     <w:r>
       <w:tab/>
       <w:tab/>
-      <w:t>2026-10-24</w:t>
+      <w:t>2026-10-25</w:t>
       <w:br/>
       <w:br/>
     </w:r>

--- a/klagomål/S 2621-2026 FSC-klagomål.docx
+++ b/klagomål/S 2621-2026 FSC-klagomål.docx
@@ -1463,7 +1463,7 @@
     <w:r>
       <w:tab/>
       <w:tab/>
-      <w:t>2026-10-25</w:t>
+      <w:t>2026-10-26</w:t>
       <w:br/>
       <w:br/>
     </w:r>

--- a/klagomål/S 2621-2026 FSC-klagomål.docx
+++ b/klagomål/S 2621-2026 FSC-klagomål.docx
@@ -1463,7 +1463,7 @@
     <w:r>
       <w:tab/>
       <w:tab/>
-      <w:t>2026-10-26</w:t>
+      <w:t>2026-10-27</w:t>
       <w:br/>
       <w:br/>
     </w:r>

--- a/klagomål/S 2621-2026 FSC-klagomål.docx
+++ b/klagomål/S 2621-2026 FSC-klagomål.docx
@@ -1463,7 +1463,7 @@
     <w:r>
       <w:tab/>
       <w:tab/>
-      <w:t>2026-10-27</w:t>
+      <w:t>2026-10-28</w:t>
       <w:br/>
       <w:br/>
     </w:r>

--- a/klagomål/S 2621-2026 FSC-klagomål.docx
+++ b/klagomål/S 2621-2026 FSC-klagomål.docx
@@ -1463,7 +1463,7 @@
     <w:r>
       <w:tab/>
       <w:tab/>
-      <w:t>2026-10-28</w:t>
+      <w:t>2026-10-29</w:t>
       <w:br/>
       <w:br/>
     </w:r>

--- a/klagomål/S 2621-2026 FSC-klagomål.docx
+++ b/klagomål/S 2621-2026 FSC-klagomål.docx
@@ -1463,7 +1463,7 @@
     <w:r>
       <w:tab/>
       <w:tab/>
-      <w:t>2026-10-29</w:t>
+      <w:t>2026-10-31</w:t>
       <w:br/>
       <w:br/>
     </w:r>
